--- a/PHOCS-Docgentemplates/PHOCS Dairy Worker Licence Template_V0.2.docx
+++ b/PHOCS-Docgentemplates/PHOCS Dairy Worker Licence Template_V0.2.docx
@@ -188,11 +188,11 @@
         <w:jc w:val="center"/>
         <w:rPr>
           <w:rFonts w:ascii="Arial" w:hAnsi="Arial" w:cs="Arial"/>
-          <w:i/>
-          <w:iCs/>
-          <w:color w:val="011893"/>
-          <w:sz w:val="18"/>
-          <w:szCs w:val="18"/>
+          <w:b/>
+          <w:bCs/>
+          <w:color w:val="011893"/>
+          <w:sz w:val="32"/>
+          <w:szCs w:val="32"/>
         </w:rPr>
       </w:pPr>
       <w:r>
@@ -230,6 +230,32 @@
         </w:rPr>
         <w:t>}}</w:t>
       </w:r>
+    </w:p>
+    <w:p>
+      <w:pPr>
+        <w:jc w:val="center"/>
+        <w:rPr>
+          <w:rFonts w:ascii="Arial" w:hAnsi="Arial" w:cs="Arial"/>
+          <w:b/>
+          <w:bCs/>
+          <w:color w:val="011893"/>
+          <w:sz w:val="32"/>
+          <w:szCs w:val="32"/>
+        </w:rPr>
+      </w:pPr>
+    </w:p>
+    <w:p>
+      <w:pPr>
+        <w:jc w:val="center"/>
+        <w:rPr>
+          <w:rFonts w:ascii="Arial" w:hAnsi="Arial" w:cs="Arial"/>
+          <w:i/>
+          <w:iCs/>
+          <w:color w:val="011893"/>
+          <w:sz w:val="18"/>
+          <w:szCs w:val="18"/>
+        </w:rPr>
+      </w:pPr>
       <w:r>
         <w:rPr>
           <w:rFonts w:ascii="Arial" w:hAnsi="Arial" w:cs="Arial"/>
@@ -4354,6 +4380,7 @@
   <w:style w:type="character" w:default="1" w:styleId="DefaultParagraphFont">
     <w:name w:val="Default Paragraph Font"/>
     <w:uiPriority w:val="1"/>
+    <w:semiHidden/>
     <w:unhideWhenUsed/>
   </w:style>
   <w:style w:type="table" w:default="1" w:styleId="TableNormal">
@@ -5170,21 +5197,6 @@
 </file>
 
 <file path=customXml/item1.xml><?xml version="1.0" encoding="utf-8"?>
-<p:properties xmlns:p="http://schemas.microsoft.com/office/2006/metadata/properties" xmlns:xsi="http://www.w3.org/2001/XMLSchema-instance" xmlns:pc="http://schemas.microsoft.com/office/infopath/2007/PartnerControls">
-  <documentManagement>
-    <TaxCatchAll xmlns="8350b7c0-334b-4e19-bfc1-744f6a979eee" xsi:nil="true"/>
-    <lcf76f155ced4ddcb4097134ff3c332f xmlns="94d5cf59-5162-48bc-aa9b-620df72947f5">
-      <Terms xmlns="http://schemas.microsoft.com/office/infopath/2007/PartnerControls"/>
-    </lcf76f155ced4ddcb4097134ff3c332f>
-  </documentManagement>
-</p:properties>
-</file>
-
-<file path=customXml/item2.xml><?xml version="1.0" encoding="utf-8"?>
-<b:Sources xmlns:b="http://schemas.openxmlformats.org/officeDocument/2006/bibliography" xmlns="http://schemas.openxmlformats.org/officeDocument/2006/bibliography" SelectedStyle="\APASixthEditionOfficeOnline.xsl" StyleName="APA" Version="6"/>
-</file>
-
-<file path=customXml/item3.xml><?xml version="1.0" encoding="utf-8"?>
 <ct:contentTypeSchema xmlns:ct="http://schemas.microsoft.com/office/2006/metadata/contentType" xmlns:ma="http://schemas.microsoft.com/office/2006/metadata/properties/metaAttributes" ct:_="" ma:_="" ma:contentTypeName="Document" ma:contentTypeID="0x01010015F16144C0593A4A82C8AE0B67DB460F" ma:contentTypeVersion="11" ma:contentTypeDescription="Create a new document." ma:contentTypeScope="" ma:versionID="3a2406281bee02c64b898b19359b591a">
   <xsd:schema xmlns:xsd="http://www.w3.org/2001/XMLSchema" xmlns:xs="http://www.w3.org/2001/XMLSchema" xmlns:p="http://schemas.microsoft.com/office/2006/metadata/properties" xmlns:ns2="94d5cf59-5162-48bc-aa9b-620df72947f5" xmlns:ns3="8350b7c0-334b-4e19-bfc1-744f6a979eee" targetNamespace="http://schemas.microsoft.com/office/2006/metadata/properties" ma:root="true" ma:fieldsID="a1c36f1dd46451d6740df434f8fe57b2" ns2:_="" ns3:_="">
     <xsd:import namespace="94d5cf59-5162-48bc-aa9b-620df72947f5"/>
@@ -5379,6 +5391,21 @@
 </ct:contentTypeSchema>
 </file>
 
+<file path=customXml/item2.xml><?xml version="1.0" encoding="utf-8"?>
+<b:Sources xmlns:b="http://schemas.openxmlformats.org/officeDocument/2006/bibliography" xmlns="http://schemas.openxmlformats.org/officeDocument/2006/bibliography" SelectedStyle="\APASixthEditionOfficeOnline.xsl" StyleName="APA" Version="6"/>
+</file>
+
+<file path=customXml/item3.xml><?xml version="1.0" encoding="utf-8"?>
+<p:properties xmlns:p="http://schemas.microsoft.com/office/2006/metadata/properties" xmlns:xsi="http://www.w3.org/2001/XMLSchema-instance" xmlns:pc="http://schemas.microsoft.com/office/infopath/2007/PartnerControls">
+  <documentManagement>
+    <TaxCatchAll xmlns="8350b7c0-334b-4e19-bfc1-744f6a979eee" xsi:nil="true"/>
+    <lcf76f155ced4ddcb4097134ff3c332f xmlns="94d5cf59-5162-48bc-aa9b-620df72947f5">
+      <Terms xmlns="http://schemas.microsoft.com/office/infopath/2007/PartnerControls"/>
+    </lcf76f155ced4ddcb4097134ff3c332f>
+  </documentManagement>
+</p:properties>
+</file>
+
 <file path=customXml/item4.xml><?xml version="1.0" encoding="utf-8"?>
 <?mso-contentType ?>
 <FormTemplates xmlns="http://schemas.microsoft.com/sharepoint/v3/contenttype/forms">
@@ -5389,25 +5416,6 @@
 </file>
 
 <file path=customXml/itemProps1.xml><?xml version="1.0" encoding="utf-8"?>
-<ds:datastoreItem xmlns:ds="http://schemas.openxmlformats.org/officeDocument/2006/customXml" ds:itemID="{025C8078-51DC-4841-BA80-19788F4265C1}">
-  <ds:schemaRefs>
-    <ds:schemaRef ds:uri="http://schemas.microsoft.com/office/2006/metadata/properties"/>
-    <ds:schemaRef ds:uri="http://schemas.microsoft.com/office/infopath/2007/PartnerControls"/>
-    <ds:schemaRef ds:uri="8350b7c0-334b-4e19-bfc1-744f6a979eee"/>
-    <ds:schemaRef ds:uri="94d5cf59-5162-48bc-aa9b-620df72947f5"/>
-  </ds:schemaRefs>
-</ds:datastoreItem>
-</file>
-
-<file path=customXml/itemProps2.xml><?xml version="1.0" encoding="utf-8"?>
-<ds:datastoreItem xmlns:ds="http://schemas.openxmlformats.org/officeDocument/2006/customXml" ds:itemID="{05547FD2-9942-43BC-9F0A-00017A93FCEF}">
-  <ds:schemaRefs>
-    <ds:schemaRef ds:uri="http://schemas.openxmlformats.org/officeDocument/2006/bibliography"/>
-  </ds:schemaRefs>
-</ds:datastoreItem>
-</file>
-
-<file path=customXml/itemProps3.xml><?xml version="1.0" encoding="utf-8"?>
 <ds:datastoreItem xmlns:ds="http://schemas.openxmlformats.org/officeDocument/2006/customXml" ds:itemID="{F0E499C4-B224-4C0A-B8BF-25B7CEA155C9}">
   <ds:schemaRefs>
     <ds:schemaRef ds:uri="http://schemas.microsoft.com/office/2006/metadata/contentType"/>
@@ -5426,6 +5434,25 @@
 </ds:datastoreItem>
 </file>
 
+<file path=customXml/itemProps2.xml><?xml version="1.0" encoding="utf-8"?>
+<ds:datastoreItem xmlns:ds="http://schemas.openxmlformats.org/officeDocument/2006/customXml" ds:itemID="{05547FD2-9942-43BC-9F0A-00017A93FCEF}">
+  <ds:schemaRefs>
+    <ds:schemaRef ds:uri="http://schemas.openxmlformats.org/officeDocument/2006/bibliography"/>
+  </ds:schemaRefs>
+</ds:datastoreItem>
+</file>
+
+<file path=customXml/itemProps3.xml><?xml version="1.0" encoding="utf-8"?>
+<ds:datastoreItem xmlns:ds="http://schemas.openxmlformats.org/officeDocument/2006/customXml" ds:itemID="{025C8078-51DC-4841-BA80-19788F4265C1}">
+  <ds:schemaRefs>
+    <ds:schemaRef ds:uri="http://schemas.microsoft.com/office/2006/metadata/properties"/>
+    <ds:schemaRef ds:uri="http://schemas.microsoft.com/office/infopath/2007/PartnerControls"/>
+    <ds:schemaRef ds:uri="8350b7c0-334b-4e19-bfc1-744f6a979eee"/>
+    <ds:schemaRef ds:uri="94d5cf59-5162-48bc-aa9b-620df72947f5"/>
+  </ds:schemaRefs>
+</ds:datastoreItem>
+</file>
+
 <file path=customXml/itemProps4.xml><?xml version="1.0" encoding="utf-8"?>
 <ds:datastoreItem xmlns:ds="http://schemas.openxmlformats.org/officeDocument/2006/customXml" ds:itemID="{EBC42ABD-C067-4102-BEC1-787B36D5DB6C}">
   <ds:schemaRefs>
